--- a/exercises/Bài tập tổng hợp 63-67 - Mệnh đề và từ liên kết/Đề 1.docx
+++ b/exercises/Bài tập tổng hợp 63-67 - Mệnh đề và từ liên kết/Đề 1.docx
@@ -3,604 +3,2428 @@
 <w:document xmlns:w="http://schemas.openxmlformats.org/wordprocessingml/2006/main">
   <w:body>
     <w:p>
-      <w:r>
-        <w:rPr>
+      <w:pPr>
+        <w:spacing w:before="0" w:after="280"/>
+        <w:keepNext/>
+        <w:jc w:val="center"/>
+      </w:pPr>
+      <w:r>
+        <w:rPr>
+          <w:color w:val="000000"/>
           <w:b/>
         </w:rPr>
-        <w:t xml:space="preserve">ĐỀ TỔNG HỢP 63–67 – ĐỀ 1</w:t>
-      </w:r>
-    </w:p>
-    <w:p>
-      <w:r>
-        <w:t xml:space="preserve">PURPOSE – TIME – CAUSE AND RESULT – TRANSITION WORDS – CONJUNCTIONS</w:t>
-      </w:r>
-    </w:p>
-    <w:p>
-      <w:r>
-        <w:t xml:space="preserve">Họ và tên: __________________________                         Điểm: ________/100</w:t>
-      </w:r>
-    </w:p>
-    <w:p>
-      <w:r>
-        <w:rPr>
+        <w:t>ĐỀ TỔNG HỢP 63–67 – ĐỀ 1</w:t>
+      </w:r>
+    </w:p>
+    <w:p>
+      <w:pPr>
+        <w:spacing w:before="0" w:after="180"/>
+        <w:jc w:val="center"/>
+      </w:pPr>
+      <w:r>
+        <w:rPr>
+          <w:color w:val="000000"/>
           <w:b/>
         </w:rPr>
-        <w:t xml:space="preserve">PHẦN 1. MỆNH ĐỀ VÀ CỤM TỪ CHỈ MỤC ĐÍCH (10 điểm)</w:t>
-      </w:r>
-    </w:p>
-    <w:p>
-      <w:r>
-        <w:t xml:space="preserve">1. I study hard ___ pass the exam.</w:t>
-      </w:r>
-    </w:p>
-    <w:p>
-      <w:r>
-        <w:t xml:space="preserve">2. She whispered ___ she would not wake the baby.</w:t>
-      </w:r>
-    </w:p>
-    <w:p>
-      <w:r>
-        <w:t xml:space="preserve">3. We left early ___ avoid traffic.</w:t>
-      </w:r>
-    </w:p>
-    <w:p>
-      <w:r>
-        <w:t xml:space="preserve">4. He saved money ___ he could buy a laptop.</w:t>
-      </w:r>
-    </w:p>
-    <w:p>
-      <w:r>
-        <w:t xml:space="preserve">5. Lan took an umbrella ___ get wet.</w:t>
-      </w:r>
-    </w:p>
-    <w:p>
-      <w:r>
-        <w:t xml:space="preserve">6. The teacher spoke slowly ___ everyone could understand.</w:t>
-      </w:r>
-    </w:p>
-    <w:p>
-      <w:r>
-        <w:t xml:space="preserve">7. They use a map ___ find the village.</w:t>
-      </w:r>
-    </w:p>
-    <w:p>
-      <w:r>
-        <w:t xml:space="preserve">8. I wrote it down ___ forget it.</w:t>
-      </w:r>
-    </w:p>
-    <w:p>
-      <w:r>
-        <w:t xml:space="preserve">9. Nam called Mai ___ ask for help.</w:t>
-      </w:r>
-    </w:p>
-    <w:p>
-      <w:r>
-        <w:t xml:space="preserve">10. Close the door ___ the room will stay warm.</w:t>
-      </w:r>
-    </w:p>
-    <w:p>
-      <w:r>
-        <w:rPr>
+        <w:t>PURPOSE – TIME – CAUSE AND RESULT – TRANSITION WORDS – CONJUNCTIONS</w:t>
+      </w:r>
+    </w:p>
+    <w:p>
+      <w:pPr>
+        <w:spacing w:before="0" w:after="100"/>
+      </w:pPr>
+      <w:r>
+        <w:rPr>
+          <w:color w:val="000000"/>
+        </w:rPr>
+        <w:t>Họ và tên: __________________________                         Điểm: ________/100</w:t>
+      </w:r>
+    </w:p>
+    <w:p>
+      <w:pPr>
+        <w:spacing w:before="0" w:after="100"/>
+      </w:pPr>
+      <w:r>
+        <w:rPr>
+          <w:color w:val="000000"/>
+        </w:rPr>
+        <w:t>Phạm vi kiến thức: Bài 63–67 — mục đích; thời gian; nguyên nhân và kết quả; từ nối; liên từ.</w:t>
+      </w:r>
+    </w:p>
+    <w:p>
+      <w:pPr>
+        <w:spacing w:before="0" w:after="100"/>
+      </w:pPr>
+      <w:r>
+        <w:rPr>
+          <w:color w:val="000000"/>
+        </w:rPr>
+        <w:t>Thời gian làm bài dự kiến: 90 phút.</w:t>
+      </w:r>
+    </w:p>
+    <w:p>
+      <w:pPr>
+        <w:spacing w:before="0" w:after="100"/>
+      </w:pPr>
+      <w:r>
+        <w:rPr>
+          <w:color w:val="000000"/>
+        </w:rPr>
+        <w:t>Tổng điểm: 100 điểm.</w:t>
+      </w:r>
+    </w:p>
+    <w:p>
+      <w:pPr>
+        <w:spacing w:before="0" w:after="120"/>
+      </w:pPr>
+      <w:r>
+        <w:rPr>
+          <w:color w:val="000000"/>
+        </w:rPr>
+        <w:t>Hướng dẫn chung: Làm lần lượt từng phần và kiểm tra quan hệ ý nghĩa, cấu trúc liên từ cùng dấu câu trước khi nộp bài.</w:t>
+      </w:r>
+    </w:p>
+    <w:p>
+      <w:pPr>
+        <w:spacing w:before="240" w:after="60"/>
+        <w:keepNext/>
+      </w:pPr>
+      <w:r>
+        <w:rPr>
+          <w:color w:val="000000"/>
           <w:b/>
         </w:rPr>
-        <w:t xml:space="preserve">PHẦN 2. MỆNH ĐỀ THỜI GIAN (10 điểm)</w:t>
-      </w:r>
-    </w:p>
-    <w:p>
-      <w:r>
-        <w:t xml:space="preserve">1. I will call you ___ I arrive.</w:t>
-      </w:r>
-    </w:p>
-    <w:p>
-      <w:r>
-        <w:t xml:space="preserve">2. Please wait here ___ I return.</w:t>
-      </w:r>
-    </w:p>
-    <w:p>
-      <w:r>
-        <w:t xml:space="preserve">3. She washed her hands ___ she ate.</w:t>
-      </w:r>
-    </w:p>
-    <w:p>
-      <w:r>
-        <w:t xml:space="preserve">4. ___ finishing work, he went home.</w:t>
-      </w:r>
-    </w:p>
-    <w:p>
-      <w:r>
-        <w:t xml:space="preserve">5. We were talking ___ the lights went out.</w:t>
-      </w:r>
-    </w:p>
-    <w:p>
-      <w:r>
-        <w:t xml:space="preserve">6. I listen to music ___ I cook.</w:t>
-      </w:r>
-    </w:p>
-    <w:p>
-      <w:r>
-        <w:t xml:space="preserve">7. ___ you leave, check the windows.</w:t>
-      </w:r>
-    </w:p>
-    <w:p>
-      <w:r>
-        <w:t xml:space="preserve">8. He has lived here ___ he graduated.</w:t>
-      </w:r>
-    </w:p>
-    <w:p>
-      <w:r>
-        <w:t xml:space="preserve">9. We will start ___ everyone is ready.</w:t>
-      </w:r>
-    </w:p>
-    <w:p>
-      <w:r>
-        <w:t xml:space="preserve">10. ___ she was young, she lived in Hue.</w:t>
-      </w:r>
-    </w:p>
-    <w:p>
-      <w:r>
-        <w:rPr>
+        <w:t>PHẦN 1. MỆNH ĐỀ VÀ CỤM TỪ CHỈ MỤC ĐÍCH (10 điểm)</w:t>
+      </w:r>
+    </w:p>
+    <w:p>
+      <w:pPr>
+        <w:spacing w:before="0" w:after="60"/>
+        <w:keepNext/>
+      </w:pPr>
+      <w:r>
+        <w:rPr>
+          <w:color w:val="000000"/>
+          <w:i/>
+        </w:rPr>
+        <w:t>Hướng dẫn: Điền mệnh đề hoặc cụm từ chỉ mục đích phù hợp với nghĩa của câu.</w:t>
+      </w:r>
+    </w:p>
+    <w:p>
+      <w:pPr>
+        <w:spacing w:before="40" w:after="60"/>
+      </w:pPr>
+      <w:r>
+        <w:rPr>
+          <w:color w:val="000000"/>
+        </w:rPr>
+        <w:t>1. I study hard ___ pass the exam.</w:t>
+      </w:r>
+    </w:p>
+    <w:p>
+      <w:pPr>
+        <w:spacing w:before="120" w:after="160"/>
+      </w:pPr>
+      <w:r>
+        <w:rPr>
+          <w:color w:val="000000"/>
+        </w:rPr>
+        <w:t>2. She whispered ___ she would not wake the baby.</w:t>
+      </w:r>
+    </w:p>
+    <w:p>
+      <w:pPr>
+        <w:spacing w:before="120" w:after="160"/>
+      </w:pPr>
+      <w:r>
+        <w:rPr>
+          <w:color w:val="000000"/>
+        </w:rPr>
+        <w:t>3. We left early ___ avoid traffic.</w:t>
+      </w:r>
+    </w:p>
+    <w:p>
+      <w:pPr>
+        <w:spacing w:before="120" w:after="160"/>
+      </w:pPr>
+      <w:r>
+        <w:rPr>
+          <w:color w:val="000000"/>
+        </w:rPr>
+        <w:t>4. He saved money ___ he could buy a laptop.</w:t>
+      </w:r>
+    </w:p>
+    <w:p>
+      <w:pPr>
+        <w:spacing w:before="120" w:after="160"/>
+      </w:pPr>
+      <w:r>
+        <w:rPr>
+          <w:color w:val="000000"/>
+        </w:rPr>
+        <w:t>5. Lan took an umbrella ___ get wet.</w:t>
+      </w:r>
+    </w:p>
+    <w:p>
+      <w:pPr>
+        <w:spacing w:before="120" w:after="160"/>
+      </w:pPr>
+      <w:r>
+        <w:rPr>
+          <w:color w:val="000000"/>
+        </w:rPr>
+        <w:t>6. The teacher spoke slowly ___ everyone could understand.</w:t>
+      </w:r>
+    </w:p>
+    <w:p>
+      <w:pPr>
+        <w:spacing w:before="120" w:after="160"/>
+      </w:pPr>
+      <w:r>
+        <w:rPr>
+          <w:color w:val="000000"/>
+        </w:rPr>
+        <w:t>7. They use a map ___ find the village.</w:t>
+      </w:r>
+    </w:p>
+    <w:p>
+      <w:pPr>
+        <w:spacing w:before="120" w:after="160"/>
+      </w:pPr>
+      <w:r>
+        <w:rPr>
+          <w:color w:val="000000"/>
+        </w:rPr>
+        <w:t>8. I wrote it down ___ forget it.</w:t>
+      </w:r>
+    </w:p>
+    <w:p>
+      <w:pPr>
+        <w:spacing w:before="120" w:after="160"/>
+      </w:pPr>
+      <w:r>
+        <w:rPr>
+          <w:color w:val="000000"/>
+        </w:rPr>
+        <w:t>9. Nam called Mai ___ ask for help.</w:t>
+      </w:r>
+    </w:p>
+    <w:p>
+      <w:pPr>
+        <w:spacing w:before="120" w:after="160"/>
+      </w:pPr>
+      <w:r>
+        <w:rPr>
+          <w:color w:val="000000"/>
+        </w:rPr>
+        <w:t>10. Close the door ___ the room will stay warm.</w:t>
+      </w:r>
+    </w:p>
+    <w:p>
+      <w:pPr>
+        <w:spacing w:before="240" w:after="60"/>
+        <w:keepNext/>
+      </w:pPr>
+      <w:r>
+        <w:rPr>
+          <w:color w:val="000000"/>
           <w:b/>
         </w:rPr>
-        <w:t xml:space="preserve">PHẦN 3. NGUYÊN NHÂN VÀ KẾT QUẢ (10 điểm)</w:t>
-      </w:r>
-    </w:p>
-    <w:p>
-      <w:r>
-        <w:t xml:space="preserve">1. We stayed home ___ it was raining.</w:t>
-      </w:r>
-    </w:p>
-    <w:p>
-      <w:r>
-        <w:t xml:space="preserve">2. ___ the rain, the match was canceled.</w:t>
-      </w:r>
-    </w:p>
-    <w:p>
-      <w:r>
-        <w:t xml:space="preserve">3. He was tired, ___ he went to bed early.</w:t>
-      </w:r>
-    </w:p>
-    <w:p>
-      <w:r>
-        <w:t xml:space="preserve">4. The box was ___ heavy that I could not lift it.</w:t>
-      </w:r>
-    </w:p>
-    <w:p>
-      <w:r>
-        <w:t xml:space="preserve">5. It was ___ a difficult test that few students passed.</w:t>
-      </w:r>
-    </w:p>
-    <w:p>
-      <w:r>
-        <w:t xml:space="preserve">6. She studied hard; ___, she passed.</w:t>
-      </w:r>
-    </w:p>
-    <w:p>
-      <w:r>
-        <w:t xml:space="preserve">7. The flight was delayed ___ bad weather.</w:t>
-      </w:r>
-    </w:p>
-    <w:p>
-      <w:r>
-        <w:t xml:space="preserve">8. ___ he was ill, he did not attend.</w:t>
-      </w:r>
-    </w:p>
-    <w:p>
-      <w:r>
-        <w:t xml:space="preserve">9. Traffic was heavy. ___, we arrived late.</w:t>
-      </w:r>
-    </w:p>
-    <w:p>
-      <w:r>
-        <w:t xml:space="preserve">10. The room was ___ noisy for me to study.</w:t>
-      </w:r>
-    </w:p>
-    <w:p>
-      <w:r>
-        <w:rPr>
+        <w:t>PHẦN 2. MỆNH ĐỀ THỜI GIAN (10 điểm)</w:t>
+      </w:r>
+    </w:p>
+    <w:p>
+      <w:pPr>
+        <w:spacing w:before="0" w:after="60"/>
+        <w:keepNext/>
+      </w:pPr>
+      <w:r>
+        <w:rPr>
+          <w:color w:val="000000"/>
+          <w:i/>
+        </w:rPr>
+        <w:t>Hướng dẫn: Điền từ/cụm từ chỉ thời gian phù hợp với mệnh đề và thì của câu.</w:t>
+      </w:r>
+    </w:p>
+    <w:p>
+      <w:pPr>
+        <w:spacing w:before="40" w:after="60"/>
+      </w:pPr>
+      <w:r>
+        <w:rPr>
+          <w:color w:val="000000"/>
+        </w:rPr>
+        <w:t>1. I will call you ___ I arrive.</w:t>
+      </w:r>
+    </w:p>
+    <w:p>
+      <w:pPr>
+        <w:spacing w:before="120" w:after="160"/>
+      </w:pPr>
+      <w:r>
+        <w:rPr>
+          <w:color w:val="000000"/>
+        </w:rPr>
+        <w:t>2. Please wait here ___ I return.</w:t>
+      </w:r>
+    </w:p>
+    <w:p>
+      <w:pPr>
+        <w:spacing w:before="120" w:after="160"/>
+      </w:pPr>
+      <w:r>
+        <w:rPr>
+          <w:color w:val="000000"/>
+        </w:rPr>
+        <w:t>3. She washed her hands ___ she ate.</w:t>
+      </w:r>
+    </w:p>
+    <w:p>
+      <w:pPr>
+        <w:spacing w:before="120" w:after="160"/>
+      </w:pPr>
+      <w:r>
+        <w:rPr>
+          <w:color w:val="000000"/>
+        </w:rPr>
+        <w:t>4. ___ finishing work, he went home.</w:t>
+      </w:r>
+    </w:p>
+    <w:p>
+      <w:pPr>
+        <w:spacing w:before="120" w:after="160"/>
+      </w:pPr>
+      <w:r>
+        <w:rPr>
+          <w:color w:val="000000"/>
+        </w:rPr>
+        <w:t>5. We were talking ___ the lights went out.</w:t>
+      </w:r>
+    </w:p>
+    <w:p>
+      <w:pPr>
+        <w:spacing w:before="120" w:after="160"/>
+      </w:pPr>
+      <w:r>
+        <w:rPr>
+          <w:color w:val="000000"/>
+        </w:rPr>
+        <w:t>6. I listen to music ___ I cook.</w:t>
+      </w:r>
+    </w:p>
+    <w:p>
+      <w:pPr>
+        <w:spacing w:before="120" w:after="160"/>
+      </w:pPr>
+      <w:r>
+        <w:rPr>
+          <w:color w:val="000000"/>
+        </w:rPr>
+        <w:t>7. ___ you leave, check the windows.</w:t>
+      </w:r>
+    </w:p>
+    <w:p>
+      <w:pPr>
+        <w:spacing w:before="120" w:after="160"/>
+      </w:pPr>
+      <w:r>
+        <w:rPr>
+          <w:color w:val="000000"/>
+        </w:rPr>
+        <w:t>8. He has lived here ___ he graduated.</w:t>
+      </w:r>
+    </w:p>
+    <w:p>
+      <w:pPr>
+        <w:spacing w:before="120" w:after="160"/>
+      </w:pPr>
+      <w:r>
+        <w:rPr>
+          <w:color w:val="000000"/>
+        </w:rPr>
+        <w:t>9. We will start ___ everyone is ready.</w:t>
+      </w:r>
+    </w:p>
+    <w:p>
+      <w:pPr>
+        <w:spacing w:before="120" w:after="160"/>
+      </w:pPr>
+      <w:r>
+        <w:rPr>
+          <w:color w:val="000000"/>
+        </w:rPr>
+        <w:t>10. ___ she was young, she lived in Hue.</w:t>
+      </w:r>
+    </w:p>
+    <w:p>
+      <w:pPr>
+        <w:spacing w:before="240" w:after="60"/>
+        <w:keepNext/>
+      </w:pPr>
+      <w:r>
+        <w:rPr>
+          <w:color w:val="000000"/>
           <w:b/>
         </w:rPr>
-        <w:t xml:space="preserve">PHẦN 4. TỪ NỐI (10 điểm)</w:t>
-      </w:r>
-    </w:p>
-    <w:p>
-      <w:r>
-        <w:t xml:space="preserve">1. The task was difficult. ___, we completed it.</w:t>
-      </w:r>
-    </w:p>
-    <w:p>
-      <w:r>
-        <w:t xml:space="preserve">2. We need paper. ___, we need some pens.</w:t>
-      </w:r>
-    </w:p>
-    <w:p>
-      <w:r>
-        <w:t xml:space="preserve">3. First, collect the data. ___, write the report.</w:t>
-      </w:r>
-    </w:p>
-    <w:p>
-      <w:r>
-        <w:t xml:space="preserve">4. The road was closed. ___, we took another route.</w:t>
-      </w:r>
-    </w:p>
-    <w:p>
-      <w:r>
-        <w:t xml:space="preserve">5. Many people want to stay healthy. ___, they exercise regularly.</w:t>
-      </w:r>
-    </w:p>
-    <w:p>
-      <w:r>
-        <w:t xml:space="preserve">6. I enjoy outdoor sports. ___, I often go hiking.</w:t>
-      </w:r>
-    </w:p>
-    <w:p>
-      <w:r>
-        <w:t xml:space="preserve">7. The hotel was expensive. ___, its service was excellent.</w:t>
-      </w:r>
-    </w:p>
-    <w:p>
-      <w:r>
-        <w:t xml:space="preserve">8. The plan saves time. ___, it reduces costs.</w:t>
-      </w:r>
-    </w:p>
-    <w:p>
-      <w:r>
-        <w:t xml:space="preserve">9. We can travel by train. ___, we can take a bus.</w:t>
-      </w:r>
-    </w:p>
-    <w:p>
-      <w:r>
-        <w:t xml:space="preserve">10. ___, I would like to summarize the main points.</w:t>
-      </w:r>
-    </w:p>
-    <w:p>
-      <w:r>
-        <w:rPr>
+        <w:t>PHẦN 3. NGUYÊN NHÂN VÀ KẾT QUẢ (10 điểm)</w:t>
+      </w:r>
+    </w:p>
+    <w:p>
+      <w:pPr>
+        <w:spacing w:before="0" w:after="60"/>
+        <w:keepNext/>
+      </w:pPr>
+      <w:r>
+        <w:rPr>
+          <w:color w:val="000000"/>
+          <w:i/>
+        </w:rPr>
+        <w:t>Hướng dẫn: Điền liên từ hoặc cấu trúc chỉ nguyên nhân, kết quả và mức độ phù hợp.</w:t>
+      </w:r>
+    </w:p>
+    <w:p>
+      <w:pPr>
+        <w:spacing w:before="40" w:after="60"/>
+      </w:pPr>
+      <w:r>
+        <w:rPr>
+          <w:color w:val="000000"/>
+        </w:rPr>
+        <w:t>1. We stayed home ___ it was raining.</w:t>
+      </w:r>
+    </w:p>
+    <w:p>
+      <w:pPr>
+        <w:spacing w:before="120" w:after="160"/>
+      </w:pPr>
+      <w:r>
+        <w:rPr>
+          <w:color w:val="000000"/>
+        </w:rPr>
+        <w:t>2. ___ the rain, the match was canceled.</w:t>
+      </w:r>
+    </w:p>
+    <w:p>
+      <w:pPr>
+        <w:spacing w:before="120" w:after="160"/>
+      </w:pPr>
+      <w:r>
+        <w:rPr>
+          <w:color w:val="000000"/>
+        </w:rPr>
+        <w:t>3. He was tired, ___ he went to bed early.</w:t>
+      </w:r>
+    </w:p>
+    <w:p>
+      <w:pPr>
+        <w:spacing w:before="120" w:after="160"/>
+      </w:pPr>
+      <w:r>
+        <w:rPr>
+          <w:color w:val="000000"/>
+        </w:rPr>
+        <w:t>4. The box was ___ heavy that I could not lift it.</w:t>
+      </w:r>
+    </w:p>
+    <w:p>
+      <w:pPr>
+        <w:spacing w:before="120" w:after="160"/>
+      </w:pPr>
+      <w:r>
+        <w:rPr>
+          <w:color w:val="000000"/>
+        </w:rPr>
+        <w:t>5. It was ___ a difficult test that few students passed.</w:t>
+      </w:r>
+    </w:p>
+    <w:p>
+      <w:pPr>
+        <w:spacing w:before="120" w:after="160"/>
+      </w:pPr>
+      <w:r>
+        <w:rPr>
+          <w:color w:val="000000"/>
+        </w:rPr>
+        <w:t>6. She studied hard; ___, she passed.</w:t>
+      </w:r>
+    </w:p>
+    <w:p>
+      <w:pPr>
+        <w:spacing w:before="120" w:after="160"/>
+      </w:pPr>
+      <w:r>
+        <w:rPr>
+          <w:color w:val="000000"/>
+        </w:rPr>
+        <w:t>7. The flight was delayed ___ bad weather.</w:t>
+      </w:r>
+    </w:p>
+    <w:p>
+      <w:pPr>
+        <w:spacing w:before="120" w:after="160"/>
+      </w:pPr>
+      <w:r>
+        <w:rPr>
+          <w:color w:val="000000"/>
+        </w:rPr>
+        <w:t>8. ___ he was ill, he did not attend.</w:t>
+      </w:r>
+    </w:p>
+    <w:p>
+      <w:pPr>
+        <w:spacing w:before="120" w:after="160"/>
+      </w:pPr>
+      <w:r>
+        <w:rPr>
+          <w:color w:val="000000"/>
+        </w:rPr>
+        <w:t>9. Traffic was heavy. ___, we arrived late.</w:t>
+      </w:r>
+    </w:p>
+    <w:p>
+      <w:pPr>
+        <w:spacing w:before="120" w:after="160"/>
+      </w:pPr>
+      <w:r>
+        <w:rPr>
+          <w:color w:val="000000"/>
+        </w:rPr>
+        <w:t>10. The room was ___ noisy for me to study.</w:t>
+      </w:r>
+    </w:p>
+    <w:p>
+      <w:pPr>
+        <w:spacing w:before="240" w:after="60"/>
+        <w:keepNext/>
+      </w:pPr>
+      <w:r>
+        <w:rPr>
+          <w:color w:val="000000"/>
           <w:b/>
         </w:rPr>
-        <w:t xml:space="preserve">PHẦN 5. LIÊN TỪ (10 điểm)</w:t>
-      </w:r>
-    </w:p>
-    <w:p>
-      <w:r>
-        <w:t xml:space="preserve">1. I wanted to go, ___ I was too tired.</w:t>
-      </w:r>
-    </w:p>
-    <w:p>
-      <w:r>
-        <w:t xml:space="preserve">2. Lan bought bread ___ milk.</w:t>
-      </w:r>
-    </w:p>
-    <w:p>
-      <w:r>
-        <w:t xml:space="preserve">3. Hurry up, ___ we will miss the bus.</w:t>
-      </w:r>
-    </w:p>
-    <w:p>
-      <w:r>
-        <w:t xml:space="preserve">4. Nam stayed home ___ he was ill.</w:t>
-      </w:r>
-    </w:p>
-    <w:p>
-      <w:r>
-        <w:t xml:space="preserve">5. ___ it was raining, they played outside.</w:t>
-      </w:r>
-    </w:p>
-    <w:p>
-      <w:r>
-        <w:t xml:space="preserve">6. You can take tea ___ coffee.</w:t>
-      </w:r>
-    </w:p>
-    <w:p>
-      <w:r>
-        <w:t xml:space="preserve">7. She is tired, ___ she continues working.</w:t>
-      </w:r>
-    </w:p>
-    <w:p>
-      <w:r>
-        <w:t xml:space="preserve">8. I will call you ___ I arrive.</w:t>
-      </w:r>
-    </w:p>
-    <w:p>
-      <w:r>
-        <w:t xml:space="preserve">9. ___ you study hard, you will improve.</w:t>
-      </w:r>
-    </w:p>
-    <w:p>
-      <w:r>
-        <w:t xml:space="preserve">10. He can neither read ___ write.</w:t>
-      </w:r>
-    </w:p>
-    <w:p>
-      <w:r>
-        <w:rPr>
+        <w:t>PHẦN 4. TỪ NỐI (10 điểm)</w:t>
+      </w:r>
+    </w:p>
+    <w:p>
+      <w:pPr>
+        <w:spacing w:before="0" w:after="60"/>
+        <w:keepNext/>
+      </w:pPr>
+      <w:r>
+        <w:rPr>
+          <w:color w:val="000000"/>
+          <w:i/>
+        </w:rPr>
+        <w:t>Hướng dẫn: Điền từ nối phù hợp để thể hiện quan hệ giữa các câu.</w:t>
+      </w:r>
+    </w:p>
+    <w:p>
+      <w:pPr>
+        <w:spacing w:before="40" w:after="60"/>
+      </w:pPr>
+      <w:r>
+        <w:rPr>
+          <w:color w:val="000000"/>
+        </w:rPr>
+        <w:t>1. The task was difficult. ___, we completed it.</w:t>
+      </w:r>
+    </w:p>
+    <w:p>
+      <w:pPr>
+        <w:spacing w:before="120" w:after="160"/>
+      </w:pPr>
+      <w:r>
+        <w:rPr>
+          <w:color w:val="000000"/>
+        </w:rPr>
+        <w:t>2. We need paper. ___, we need some pens.</w:t>
+      </w:r>
+    </w:p>
+    <w:p>
+      <w:pPr>
+        <w:spacing w:before="120" w:after="160"/>
+      </w:pPr>
+      <w:r>
+        <w:rPr>
+          <w:color w:val="000000"/>
+        </w:rPr>
+        <w:t>3. First, collect the data. ___, write the report.</w:t>
+      </w:r>
+    </w:p>
+    <w:p>
+      <w:pPr>
+        <w:spacing w:before="120" w:after="160"/>
+      </w:pPr>
+      <w:r>
+        <w:rPr>
+          <w:color w:val="000000"/>
+        </w:rPr>
+        <w:t>4. The road was closed. ___, we took another route.</w:t>
+      </w:r>
+    </w:p>
+    <w:p>
+      <w:pPr>
+        <w:spacing w:before="120" w:after="160"/>
+      </w:pPr>
+      <w:r>
+        <w:rPr>
+          <w:color w:val="000000"/>
+        </w:rPr>
+        <w:t>5. Many people want to stay healthy. ___, they exercise regularly.</w:t>
+      </w:r>
+    </w:p>
+    <w:p>
+      <w:pPr>
+        <w:spacing w:before="120" w:after="160"/>
+      </w:pPr>
+      <w:r>
+        <w:rPr>
+          <w:color w:val="000000"/>
+        </w:rPr>
+        <w:t>6. I enjoy outdoor sports. ___, I often go hiking.</w:t>
+      </w:r>
+    </w:p>
+    <w:p>
+      <w:pPr>
+        <w:spacing w:before="120" w:after="160"/>
+      </w:pPr>
+      <w:r>
+        <w:rPr>
+          <w:color w:val="000000"/>
+        </w:rPr>
+        <w:t>7. The hotel was expensive. ___, its service was excellent.</w:t>
+      </w:r>
+    </w:p>
+    <w:p>
+      <w:pPr>
+        <w:spacing w:before="120" w:after="160"/>
+      </w:pPr>
+      <w:r>
+        <w:rPr>
+          <w:color w:val="000000"/>
+        </w:rPr>
+        <w:t>8. The plan saves time. ___, it reduces costs.</w:t>
+      </w:r>
+    </w:p>
+    <w:p>
+      <w:pPr>
+        <w:spacing w:before="120" w:after="160"/>
+      </w:pPr>
+      <w:r>
+        <w:rPr>
+          <w:color w:val="000000"/>
+        </w:rPr>
+        <w:t>9. We can travel by train. ___, we can take a bus.</w:t>
+      </w:r>
+    </w:p>
+    <w:p>
+      <w:pPr>
+        <w:spacing w:before="120" w:after="160"/>
+      </w:pPr>
+      <w:r>
+        <w:rPr>
+          <w:color w:val="000000"/>
+        </w:rPr>
+        <w:t>10. ___, I would like to summarize the main points.</w:t>
+      </w:r>
+    </w:p>
+    <w:p>
+      <w:pPr>
+        <w:spacing w:before="240" w:after="60"/>
+        <w:keepNext/>
+      </w:pPr>
+      <w:r>
+        <w:rPr>
+          <w:color w:val="000000"/>
           <w:b/>
         </w:rPr>
-        <w:t xml:space="preserve">PHẦN 6. NỐI / VIẾT LẠI CÂU (10 điểm)</w:t>
-      </w:r>
-    </w:p>
-    <w:p>
-      <w:r>
-        <w:t xml:space="preserve">1. I went to the shop. I wanted to buy milk. (purpose)</w:t>
-      </w:r>
-    </w:p>
-    <w:p>
-      <w:r>
-        <w:t xml:space="preserve">2. She took notes. She wanted to remember everything. (so that)</w:t>
-      </w:r>
-    </w:p>
-    <w:p>
-      <w:r>
-        <w:t xml:space="preserve">3. Finish your homework. Then you can play. (after)</w:t>
-      </w:r>
-    </w:p>
-    <w:p>
-      <w:r>
-        <w:t xml:space="preserve">4. The weather was bad. We canceled the trip. (because)</w:t>
-      </w:r>
-    </w:p>
-    <w:p>
-      <w:r>
-        <w:t xml:space="preserve">5. The weather was bad. We canceled the trip. (because of)</w:t>
-      </w:r>
-    </w:p>
-    <w:p>
-      <w:r>
-        <w:t xml:space="preserve">6. He was tired. He continued working. (although)</w:t>
-      </w:r>
-    </w:p>
-    <w:p>
-      <w:r>
-        <w:t xml:space="preserve">7. The bag was very heavy. I could not carry it. (so...that)</w:t>
-      </w:r>
-    </w:p>
-    <w:p>
-      <w:r>
-        <w:t xml:space="preserve">8. It was a very useful book. I read it twice. (such...that)</w:t>
-      </w:r>
-    </w:p>
-    <w:p>
-      <w:r>
-        <w:t xml:space="preserve">9. Study hard. You will pass. (if)</w:t>
-      </w:r>
-    </w:p>
-    <w:p>
-      <w:r>
-        <w:t xml:space="preserve">10. Lan likes tea. Mai likes tea too. (both...and)</w:t>
-      </w:r>
-    </w:p>
-    <w:p>
-      <w:r>
-        <w:rPr>
+        <w:t>PHẦN 5. LIÊN TỪ (10 điểm)</w:t>
+      </w:r>
+    </w:p>
+    <w:p>
+      <w:pPr>
+        <w:spacing w:before="0" w:after="60"/>
+        <w:keepNext/>
+      </w:pPr>
+      <w:r>
+        <w:rPr>
+          <w:color w:val="000000"/>
+          <w:i/>
+        </w:rPr>
+        <w:t>Hướng dẫn: Điền liên từ phù hợp, chú ý cấu trúc cặp liên từ nếu có.</w:t>
+      </w:r>
+    </w:p>
+    <w:p>
+      <w:pPr>
+        <w:spacing w:before="40" w:after="60"/>
+      </w:pPr>
+      <w:r>
+        <w:rPr>
+          <w:color w:val="000000"/>
+        </w:rPr>
+        <w:t>1. I wanted to go, ___ I was too tired.</w:t>
+      </w:r>
+    </w:p>
+    <w:p>
+      <w:pPr>
+        <w:spacing w:before="120" w:after="160"/>
+      </w:pPr>
+      <w:r>
+        <w:rPr>
+          <w:color w:val="000000"/>
+        </w:rPr>
+        <w:t>2. Lan bought bread ___ milk.</w:t>
+      </w:r>
+    </w:p>
+    <w:p>
+      <w:pPr>
+        <w:spacing w:before="120" w:after="160"/>
+      </w:pPr>
+      <w:r>
+        <w:rPr>
+          <w:color w:val="000000"/>
+        </w:rPr>
+        <w:t>3. Hurry up, ___ we will miss the bus.</w:t>
+      </w:r>
+    </w:p>
+    <w:p>
+      <w:pPr>
+        <w:spacing w:before="120" w:after="160"/>
+      </w:pPr>
+      <w:r>
+        <w:rPr>
+          <w:color w:val="000000"/>
+        </w:rPr>
+        <w:t>4. Nam stayed home ___ he was ill.</w:t>
+      </w:r>
+    </w:p>
+    <w:p>
+      <w:pPr>
+        <w:spacing w:before="120" w:after="160"/>
+      </w:pPr>
+      <w:r>
+        <w:rPr>
+          <w:color w:val="000000"/>
+        </w:rPr>
+        <w:t>5. ___ it was raining, they played outside.</w:t>
+      </w:r>
+    </w:p>
+    <w:p>
+      <w:pPr>
+        <w:spacing w:before="120" w:after="160"/>
+      </w:pPr>
+      <w:r>
+        <w:rPr>
+          <w:color w:val="000000"/>
+        </w:rPr>
+        <w:t>6. You can take tea ___ coffee.</w:t>
+      </w:r>
+    </w:p>
+    <w:p>
+      <w:pPr>
+        <w:spacing w:before="120" w:after="160"/>
+      </w:pPr>
+      <w:r>
+        <w:rPr>
+          <w:color w:val="000000"/>
+        </w:rPr>
+        <w:t>7. She is tired, ___ she continues working.</w:t>
+      </w:r>
+    </w:p>
+    <w:p>
+      <w:pPr>
+        <w:spacing w:before="120" w:after="160"/>
+      </w:pPr>
+      <w:r>
+        <w:rPr>
+          <w:color w:val="000000"/>
+        </w:rPr>
+        <w:t>8. I will call you ___ I arrive.</w:t>
+      </w:r>
+    </w:p>
+    <w:p>
+      <w:pPr>
+        <w:spacing w:before="120" w:after="160"/>
+      </w:pPr>
+      <w:r>
+        <w:rPr>
+          <w:color w:val="000000"/>
+        </w:rPr>
+        <w:t>9. ___ you study hard, you will improve.</w:t>
+      </w:r>
+    </w:p>
+    <w:p>
+      <w:pPr>
+        <w:spacing w:before="120" w:after="160"/>
+      </w:pPr>
+      <w:r>
+        <w:rPr>
+          <w:color w:val="000000"/>
+        </w:rPr>
+        <w:t>10. He can neither read ___ write.</w:t>
+      </w:r>
+    </w:p>
+    <w:p>
+      <w:pPr>
+        <w:spacing w:before="240" w:after="60"/>
+        <w:keepNext/>
+      </w:pPr>
+      <w:r>
+        <w:rPr>
+          <w:color w:val="000000"/>
           <w:b/>
         </w:rPr>
-        <w:t xml:space="preserve">PHẦN 7. SỬA LỖI SAI (10 điểm)</w:t>
-      </w:r>
-    </w:p>
-    <w:p>
-      <w:r>
-        <w:t xml:space="preserve">1. I went out for buy bread.</w:t>
-      </w:r>
-    </w:p>
-    <w:p>
-      <w:r>
-        <w:t xml:space="preserve">2. She whispered so as everyone could sleep.</w:t>
-      </w:r>
-    </w:p>
-    <w:p>
-      <w:r>
-        <w:t xml:space="preserve">3. I will call when I will arrive.</w:t>
-      </w:r>
-    </w:p>
-    <w:p>
-      <w:r>
-        <w:t xml:space="preserve">4. Before left, he locked the door.</w:t>
-      </w:r>
-    </w:p>
-    <w:p>
-      <w:r>
-        <w:t xml:space="preserve">5. We stayed home because of it rained.</w:t>
-      </w:r>
-    </w:p>
-    <w:p>
-      <w:r>
-        <w:t xml:space="preserve">6. Because the rain, the game stopped.</w:t>
-      </w:r>
-    </w:p>
-    <w:p>
-      <w:r>
-        <w:t xml:space="preserve">7. It was so difficult test that I failed.</w:t>
-      </w:r>
-    </w:p>
-    <w:p>
-      <w:r>
-        <w:t xml:space="preserve">8. The box was too heavy that I could lift.</w:t>
-      </w:r>
-    </w:p>
-    <w:p>
-      <w:r>
-        <w:t xml:space="preserve">9. Although he was tired, but he continued.</w:t>
-      </w:r>
-    </w:p>
-    <w:p>
-      <w:r>
-        <w:t xml:space="preserve">10. She likes both tea or coffee.</w:t>
-      </w:r>
-    </w:p>
-    <w:p>
-      <w:r>
-        <w:rPr>
+        <w:t>PHẦN 6. NỐI / VIẾT LẠI CÂU (10 điểm)</w:t>
+      </w:r>
+    </w:p>
+    <w:p>
+      <w:pPr>
+        <w:spacing w:before="0" w:after="60"/>
+        <w:keepNext/>
+      </w:pPr>
+      <w:r>
+        <w:rPr>
+          <w:color w:val="000000"/>
+          <w:i/>
+        </w:rPr>
+        <w:t>Hướng dẫn: Nối hoặc viết lại mỗi cặp câu bằng từ/cấu trúc được yêu cầu.</w:t>
+      </w:r>
+    </w:p>
+    <w:p>
+      <w:pPr>
+        <w:spacing w:before="40" w:after="60"/>
+      </w:pPr>
+      <w:r>
+        <w:rPr>
+          <w:color w:val="000000"/>
+        </w:rPr>
+        <w:t>1. I went to the shop. I wanted to buy milk. (purpose)</w:t>
+      </w:r>
+    </w:p>
+    <w:p>
+      <w:pPr>
+        <w:spacing w:before="120" w:after="160"/>
+      </w:pPr>
+      <w:r>
+        <w:rPr>
+          <w:color w:val="000000"/>
+        </w:rPr>
+        <w:t>2. She took notes. She wanted to remember everything. (so that)</w:t>
+      </w:r>
+    </w:p>
+    <w:p>
+      <w:pPr>
+        <w:spacing w:before="120" w:after="160"/>
+      </w:pPr>
+      <w:r>
+        <w:rPr>
+          <w:color w:val="000000"/>
+        </w:rPr>
+        <w:t>3. Finish your homework. Then you can play. (after)</w:t>
+      </w:r>
+    </w:p>
+    <w:p>
+      <w:pPr>
+        <w:spacing w:before="120" w:after="160"/>
+      </w:pPr>
+      <w:r>
+        <w:rPr>
+          <w:color w:val="000000"/>
+        </w:rPr>
+        <w:t>4. The weather was bad. We canceled the trip. (because)</w:t>
+      </w:r>
+    </w:p>
+    <w:p>
+      <w:pPr>
+        <w:spacing w:before="120" w:after="160"/>
+      </w:pPr>
+      <w:r>
+        <w:rPr>
+          <w:color w:val="000000"/>
+        </w:rPr>
+        <w:t>5. The weather was bad. We canceled the trip. (because of)</w:t>
+      </w:r>
+    </w:p>
+    <w:p>
+      <w:pPr>
+        <w:spacing w:before="120" w:after="160"/>
+      </w:pPr>
+      <w:r>
+        <w:rPr>
+          <w:color w:val="000000"/>
+        </w:rPr>
+        <w:t>6. He was tired. He continued working. (although)</w:t>
+      </w:r>
+    </w:p>
+    <w:p>
+      <w:pPr>
+        <w:spacing w:before="120" w:after="160"/>
+      </w:pPr>
+      <w:r>
+        <w:rPr>
+          <w:color w:val="000000"/>
+        </w:rPr>
+        <w:t>7. The bag was very heavy. I could not carry it. (so...that)</w:t>
+      </w:r>
+    </w:p>
+    <w:p>
+      <w:pPr>
+        <w:spacing w:before="120" w:after="160"/>
+      </w:pPr>
+      <w:r>
+        <w:rPr>
+          <w:color w:val="000000"/>
+        </w:rPr>
+        <w:t>8. It was a very useful book. I read it twice. (such...that)</w:t>
+      </w:r>
+    </w:p>
+    <w:p>
+      <w:pPr>
+        <w:spacing w:before="120" w:after="160"/>
+      </w:pPr>
+      <w:r>
+        <w:rPr>
+          <w:color w:val="000000"/>
+        </w:rPr>
+        <w:t>9. Study hard. You will pass. (if)</w:t>
+      </w:r>
+    </w:p>
+    <w:p>
+      <w:pPr>
+        <w:spacing w:before="120" w:after="160"/>
+      </w:pPr>
+      <w:r>
+        <w:rPr>
+          <w:color w:val="000000"/>
+        </w:rPr>
+        <w:t>10. Lan likes tea. Mai likes tea too. (both...and)</w:t>
+      </w:r>
+    </w:p>
+    <w:p>
+      <w:pPr>
+        <w:spacing w:before="240" w:after="60"/>
+        <w:keepNext/>
+      </w:pPr>
+      <w:r>
+        <w:rPr>
+          <w:color w:val="000000"/>
           <w:b/>
         </w:rPr>
-        <w:t xml:space="preserve">PHẦN 8. DỊCH SANG TIẾNG ANH (10 điểm)</w:t>
-      </w:r>
-    </w:p>
-    <w:p>
-      <w:r>
-        <w:t xml:space="preserve">1. Tôi học chăm chỉ để vượt qua kỳ thi.</w:t>
-      </w:r>
-    </w:p>
-    <w:p>
-      <w:r>
-        <w:t xml:space="preserve">2. Hãy đợi ở đây cho đến khi tôi quay lại.</w:t>
-      </w:r>
-    </w:p>
-    <w:p>
-      <w:r>
-        <w:t xml:space="preserve">3. Chúng tôi ở nhà vì trời mưa.</w:t>
-      </w:r>
-    </w:p>
-    <w:p>
-      <w:r>
-        <w:t xml:space="preserve">4. Do mưa lớn, trận đấu bị hủy.</w:t>
-      </w:r>
-    </w:p>
-    <w:p>
-      <w:r>
-        <w:t xml:space="preserve">5. Bài tập khó; tuy nhiên, tôi đã hoàn thành.</w:t>
-      </w:r>
-    </w:p>
-    <w:p>
-      <w:r>
-        <w:t xml:space="preserve">6. Lan thích cả trà và cà phê.</w:t>
-      </w:r>
-    </w:p>
-    <w:p>
-      <w:r>
-        <w:t xml:space="preserve">7. Mặc dù mệt, anh ấy vẫn tiếp tục làm việc.</w:t>
-      </w:r>
-    </w:p>
-    <w:p>
-      <w:r>
-        <w:t xml:space="preserve">8. Tôi sẽ gọi bạn ngay khi tôi đến.</w:t>
-      </w:r>
-    </w:p>
-    <w:p>
-      <w:r>
-        <w:t xml:space="preserve">9. Chiếc hộp nặng đến mức tôi không thể nhấc nó.</w:t>
-      </w:r>
-    </w:p>
-    <w:p>
-      <w:r>
-        <w:t xml:space="preserve">10. Chúng tôi rời đi sớm để không lỡ tàu.</w:t>
-      </w:r>
-    </w:p>
-    <w:p>
-      <w:r>
-        <w:rPr>
+        <w:t>PHẦN 7. SỬA LỖI SAI (10 điểm)</w:t>
+      </w:r>
+    </w:p>
+    <w:p>
+      <w:pPr>
+        <w:spacing w:before="0" w:after="60"/>
+        <w:keepNext/>
+      </w:pPr>
+      <w:r>
+        <w:rPr>
+          <w:color w:val="000000"/>
+          <w:i/>
+        </w:rPr>
+        <w:t>Hướng dẫn: Tìm lỗi sai và viết lại câu đúng hoàn chỉnh.</w:t>
+      </w:r>
+    </w:p>
+    <w:p>
+      <w:pPr>
+        <w:spacing w:before="40" w:after="60"/>
+      </w:pPr>
+      <w:r>
+        <w:rPr>
+          <w:color w:val="000000"/>
+        </w:rPr>
+        <w:t>1. I went out for buy bread.</w:t>
+      </w:r>
+    </w:p>
+    <w:p>
+      <w:pPr>
+        <w:spacing w:before="120" w:after="160"/>
+      </w:pPr>
+      <w:r>
+        <w:rPr>
+          <w:color w:val="000000"/>
+        </w:rPr>
+        <w:t>2. She whispered so as everyone could sleep.</w:t>
+      </w:r>
+    </w:p>
+    <w:p>
+      <w:pPr>
+        <w:spacing w:before="120" w:after="160"/>
+      </w:pPr>
+      <w:r>
+        <w:rPr>
+          <w:color w:val="000000"/>
+        </w:rPr>
+        <w:t>3. I will call when I will arrive.</w:t>
+      </w:r>
+    </w:p>
+    <w:p>
+      <w:pPr>
+        <w:spacing w:before="120" w:after="160"/>
+      </w:pPr>
+      <w:r>
+        <w:rPr>
+          <w:color w:val="000000"/>
+        </w:rPr>
+        <w:t>4. Before left, he locked the door.</w:t>
+      </w:r>
+    </w:p>
+    <w:p>
+      <w:pPr>
+        <w:spacing w:before="120" w:after="160"/>
+      </w:pPr>
+      <w:r>
+        <w:rPr>
+          <w:color w:val="000000"/>
+        </w:rPr>
+        <w:t>5. We stayed home because of it rained.</w:t>
+      </w:r>
+    </w:p>
+    <w:p>
+      <w:pPr>
+        <w:spacing w:before="120" w:after="160"/>
+      </w:pPr>
+      <w:r>
+        <w:rPr>
+          <w:color w:val="000000"/>
+        </w:rPr>
+        <w:t>6. Because the rain, the game stopped.</w:t>
+      </w:r>
+    </w:p>
+    <w:p>
+      <w:pPr>
+        <w:spacing w:before="120" w:after="160"/>
+      </w:pPr>
+      <w:r>
+        <w:rPr>
+          <w:color w:val="000000"/>
+        </w:rPr>
+        <w:t>7. It was so difficult test that I failed.</w:t>
+      </w:r>
+    </w:p>
+    <w:p>
+      <w:pPr>
+        <w:spacing w:before="120" w:after="160"/>
+      </w:pPr>
+      <w:r>
+        <w:rPr>
+          <w:color w:val="000000"/>
+        </w:rPr>
+        <w:t>8. The box was too heavy that I could lift.</w:t>
+      </w:r>
+    </w:p>
+    <w:p>
+      <w:pPr>
+        <w:spacing w:before="120" w:after="160"/>
+      </w:pPr>
+      <w:r>
+        <w:rPr>
+          <w:color w:val="000000"/>
+        </w:rPr>
+        <w:t>9. Although he was tired, but he continued.</w:t>
+      </w:r>
+    </w:p>
+    <w:p>
+      <w:pPr>
+        <w:spacing w:before="120" w:after="160"/>
+      </w:pPr>
+      <w:r>
+        <w:rPr>
+          <w:color w:val="000000"/>
+        </w:rPr>
+        <w:t>10. She likes both tea or coffee.</w:t>
+      </w:r>
+    </w:p>
+    <w:p>
+      <w:pPr>
+        <w:spacing w:before="240" w:after="60"/>
+        <w:keepNext/>
+      </w:pPr>
+      <w:r>
+        <w:rPr>
+          <w:color w:val="000000"/>
           <w:b/>
         </w:rPr>
-        <w:t xml:space="preserve">PHẦN 9. ĐỌC HIỂU (10 điểm)</w:t>
-      </w:r>
-    </w:p>
-    <w:p>
-      <w:r>
-        <w:t xml:space="preserve">Our class organized a book fair to raise money for the library. We arrived early so that we could arrange the tables before visitors came. While some students displayed books, others prepared signs. The weather was rainy; however, many people attended. Because of their support, we collected enough money to buy new dictionaries. After the fair ended, we cleaned the hall. Everyone was tired but happy because the event had succeeded.</w:t>
-      </w:r>
-    </w:p>
-    <w:p>
-      <w:r>
-        <w:t xml:space="preserve">1. Why did the class organize the fair? 2. Why did they arrive early? 3. What happened while books were displayed? 4. Did rain stop attendance? 5. Why were students happy?</w:t>
-      </w:r>
-    </w:p>
-    <w:p>
-      <w:r>
-        <w:rPr>
+        <w:t>PHẦN 8. DỊCH SANG TIẾNG ANH (10 điểm)</w:t>
+      </w:r>
+    </w:p>
+    <w:p>
+      <w:pPr>
+        <w:spacing w:before="0" w:after="60"/>
+        <w:keepNext/>
+      </w:pPr>
+      <w:r>
+        <w:rPr>
+          <w:color w:val="000000"/>
+          <w:i/>
+        </w:rPr>
+        <w:t>Hướng dẫn: Dịch từng câu sang tiếng Anh tự nhiên và đúng ngữ pháp.</w:t>
+      </w:r>
+    </w:p>
+    <w:p>
+      <w:pPr>
+        <w:spacing w:before="40" w:after="60"/>
+      </w:pPr>
+      <w:r>
+        <w:rPr>
+          <w:color w:val="000000"/>
+        </w:rPr>
+        <w:t>1. Tôi học chăm chỉ để vượt qua kỳ thi.</w:t>
+      </w:r>
+    </w:p>
+    <w:p>
+      <w:pPr>
+        <w:spacing w:before="120" w:after="160"/>
+      </w:pPr>
+      <w:r>
+        <w:rPr>
+          <w:color w:val="000000"/>
+        </w:rPr>
+        <w:t>2. Hãy đợi ở đây cho đến khi tôi quay lại.</w:t>
+      </w:r>
+    </w:p>
+    <w:p>
+      <w:pPr>
+        <w:spacing w:before="120" w:after="160"/>
+      </w:pPr>
+      <w:r>
+        <w:rPr>
+          <w:color w:val="000000"/>
+        </w:rPr>
+        <w:t>3. Chúng tôi ở nhà vì trời mưa.</w:t>
+      </w:r>
+    </w:p>
+    <w:p>
+      <w:pPr>
+        <w:spacing w:before="120" w:after="160"/>
+      </w:pPr>
+      <w:r>
+        <w:rPr>
+          <w:color w:val="000000"/>
+        </w:rPr>
+        <w:t>4. Do mưa lớn, trận đấu bị hủy.</w:t>
+      </w:r>
+    </w:p>
+    <w:p>
+      <w:pPr>
+        <w:spacing w:before="120" w:after="160"/>
+      </w:pPr>
+      <w:r>
+        <w:rPr>
+          <w:color w:val="000000"/>
+        </w:rPr>
+        <w:t>5. Bài tập khó; tuy nhiên, tôi đã hoàn thành.</w:t>
+      </w:r>
+    </w:p>
+    <w:p>
+      <w:pPr>
+        <w:spacing w:before="120" w:after="160"/>
+      </w:pPr>
+      <w:r>
+        <w:rPr>
+          <w:color w:val="000000"/>
+        </w:rPr>
+        <w:t>6. Lan thích cả trà và cà phê.</w:t>
+      </w:r>
+    </w:p>
+    <w:p>
+      <w:pPr>
+        <w:spacing w:before="120" w:after="160"/>
+      </w:pPr>
+      <w:r>
+        <w:rPr>
+          <w:color w:val="000000"/>
+        </w:rPr>
+        <w:t>7. Mặc dù mệt, anh ấy vẫn tiếp tục làm việc.</w:t>
+      </w:r>
+    </w:p>
+    <w:p>
+      <w:pPr>
+        <w:spacing w:before="120" w:after="160"/>
+      </w:pPr>
+      <w:r>
+        <w:rPr>
+          <w:color w:val="000000"/>
+        </w:rPr>
+        <w:t>8. Tôi sẽ gọi bạn ngay khi tôi đến.</w:t>
+      </w:r>
+    </w:p>
+    <w:p>
+      <w:pPr>
+        <w:spacing w:before="120" w:after="160"/>
+      </w:pPr>
+      <w:r>
+        <w:rPr>
+          <w:color w:val="000000"/>
+        </w:rPr>
+        <w:t>9. Chiếc hộp nặng đến mức tôi không thể nhấc nó.</w:t>
+      </w:r>
+    </w:p>
+    <w:p>
+      <w:pPr>
+        <w:spacing w:before="120" w:after="160"/>
+      </w:pPr>
+      <w:r>
+        <w:rPr>
+          <w:color w:val="000000"/>
+        </w:rPr>
+        <w:t>10. Chúng tôi rời đi sớm để không lỡ tàu.</w:t>
+      </w:r>
+    </w:p>
+    <w:p>
+      <w:pPr>
+        <w:spacing w:before="240" w:after="60"/>
+        <w:keepNext/>
+      </w:pPr>
+      <w:r>
+        <w:rPr>
+          <w:color w:val="000000"/>
           <w:b/>
         </w:rPr>
-        <w:t xml:space="preserve">PHẦN 10. VIẾT (10 điểm)</w:t>
-      </w:r>
-    </w:p>
-    <w:p>
-      <w:r>
-        <w:t xml:space="preserve">Viết 90–110 từ kể về việc tổ chức một hoạt động cộng đồng. Dùng cấu trúc mục đích, thời gian, nguyên nhân–kết quả, từ nối và liên từ.</w:t>
-      </w:r>
-    </w:p>
-    <w:p>
-      <w:r>
-        <w:rPr>
+        <w:t>PHẦN 9. ĐỌC HIỂU (10 điểm)</w:t>
+      </w:r>
+    </w:p>
+    <w:p>
+      <w:pPr>
+        <w:spacing w:before="0" w:after="60"/>
+        <w:keepNext/>
+      </w:pPr>
+      <w:r>
+        <w:rPr>
+          <w:color w:val="000000"/>
+          <w:i/>
+        </w:rPr>
+        <w:t>Hướng dẫn: Đọc đoạn văn và trả lời từng câu hỏi bằng thông tin trong bài.</w:t>
+      </w:r>
+    </w:p>
+    <w:p>
+      <w:pPr>
+        <w:spacing w:before="0" w:after="120"/>
+      </w:pPr>
+      <w:r>
+        <w:rPr>
+          <w:color w:val="000000"/>
+        </w:rPr>
+        <w:t>Our class organized a book fair to raise money for the library. We arrived early so that we could arrange the tables before visitors came.</w:t>
+      </w:r>
+    </w:p>
+    <w:p>
+      <w:pPr>
+        <w:spacing w:before="0" w:after="120"/>
+      </w:pPr>
+      <w:r>
+        <w:rPr>
+          <w:color w:val="000000"/>
+        </w:rPr>
+        <w:t>While some students displayed books, others prepared signs. The weather was rainy; however, many people attended.</w:t>
+      </w:r>
+    </w:p>
+    <w:p>
+      <w:pPr>
+        <w:spacing w:before="0" w:after="120"/>
+      </w:pPr>
+      <w:r>
+        <w:rPr>
+          <w:color w:val="000000"/>
+        </w:rPr>
+        <w:t>Because of their support, we collected enough money to buy new dictionaries. After the fair ended, we cleaned the hall. Everyone was tired but happy because the event had succeeded.</w:t>
+      </w:r>
+    </w:p>
+    <w:p>
+      <w:pPr>
+        <w:spacing w:before="120" w:after="160"/>
+      </w:pPr>
+      <w:r>
+        <w:rPr>
+          <w:color w:val="000000"/>
+        </w:rPr>
+        <w:t>1. Why did the class organize the fair?</w:t>
+      </w:r>
+    </w:p>
+    <w:p>
+      <w:pPr>
+        <w:spacing w:before="120" w:after="160"/>
+      </w:pPr>
+      <w:r>
+        <w:rPr>
+          <w:color w:val="000000"/>
+        </w:rPr>
+        <w:t>2. Why did they arrive early?</w:t>
+      </w:r>
+    </w:p>
+    <w:p>
+      <w:pPr>
+        <w:spacing w:before="120" w:after="160"/>
+      </w:pPr>
+      <w:r>
+        <w:rPr>
+          <w:color w:val="000000"/>
+        </w:rPr>
+        <w:t>3. What happened while books were displayed?</w:t>
+      </w:r>
+    </w:p>
+    <w:p>
+      <w:pPr>
+        <w:spacing w:before="120" w:after="160"/>
+      </w:pPr>
+      <w:r>
+        <w:rPr>
+          <w:color w:val="000000"/>
+        </w:rPr>
+        <w:t>4. Did rain stop attendance?</w:t>
+      </w:r>
+    </w:p>
+    <w:p>
+      <w:pPr>
+        <w:spacing w:before="120" w:after="160"/>
+      </w:pPr>
+      <w:r>
+        <w:rPr>
+          <w:color w:val="000000"/>
+        </w:rPr>
+        <w:t>5. Why were students happy?</w:t>
+      </w:r>
+    </w:p>
+    <w:p>
+      <w:pPr>
+        <w:spacing w:before="240" w:after="60"/>
+        <w:keepNext/>
+      </w:pPr>
+      <w:r>
+        <w:rPr>
+          <w:color w:val="000000"/>
           <w:b/>
         </w:rPr>
-        <w:t xml:space="preserve">ĐÁP ÁN – ĐỀ 1</w:t>
-      </w:r>
-    </w:p>
-    <w:p>
-      <w:r>
-        <w:rPr>
+        <w:t>PHẦN 10. VIẾT (10 điểm)</w:t>
+      </w:r>
+    </w:p>
+    <w:p>
+      <w:pPr>
+        <w:spacing w:before="0" w:after="60"/>
+        <w:keepNext/>
+      </w:pPr>
+      <w:r>
+        <w:rPr>
+          <w:color w:val="000000"/>
+          <w:i/>
+        </w:rPr>
+        <w:t>Hướng dẫn: Viết đúng độ dài và sử dụng đủ các cấu trúc liên kết được yêu cầu.</w:t>
+      </w:r>
+    </w:p>
+    <w:p>
+      <w:pPr>
+        <w:spacing w:before="40" w:after="60"/>
+      </w:pPr>
+      <w:r>
+        <w:rPr>
+          <w:color w:val="000000"/>
+        </w:rPr>
+        <w:t>Viết 90–110 từ kể về việc tổ chức một hoạt động cộng đồng. Dùng cấu trúc mục đích, thời gian, nguyên nhân–kết quả, từ nối và liên từ.</w:t>
+      </w:r>
+    </w:p>
+    <w:p>
+      <w:pPr>
+        <w:spacing w:before="0" w:after="280"/>
+        <w:keepNext/>
+        <w:jc w:val="center"/>
+      </w:pPr>
+      <w:r>
+        <w:rPr>
+          <w:color w:val="000000"/>
           <w:b/>
         </w:rPr>
-        <w:t xml:space="preserve">PHẦN 1: 1. to / in order to / so as to; 2. so that; 3. to / in order to / so as to; 4. so that; 5. so as not to / in order not to; 6. so that; 7. to / in order to; 8. so as not to / in order not to; 9. to / in order to; 10. so that</w:t>
-      </w:r>
-    </w:p>
-    <w:p>
-      <w:r>
-        <w:rPr>
+        <w:br w:type="page"/>
+        <w:t>ĐÁP ÁN</w:t>
+      </w:r>
+    </w:p>
+    <w:p>
+      <w:pPr>
+        <w:spacing w:before="240" w:after="60"/>
+        <w:keepNext/>
+      </w:pPr>
+      <w:r>
+        <w:rPr>
+          <w:color w:val="000000"/>
           <w:b/>
         </w:rPr>
-        <w:t xml:space="preserve">PHẦN 2: 1. when / as soon as; 2. until; 3. before; 4. After; 5. when; 6. while; 7. Before; 8. since; 9. when / once; 10. When</w:t>
-      </w:r>
-    </w:p>
-    <w:p>
-      <w:r>
-        <w:rPr>
+        <w:t>PHẦN 1</w:t>
+      </w:r>
+    </w:p>
+    <w:p>
+      <w:pPr>
+        <w:spacing w:before="60" w:after="120"/>
+      </w:pPr>
+      <w:r>
+        <w:rPr>
+          <w:color w:val="000000"/>
+        </w:rPr>
+        <w:t>Câu 1: to / in order to / so as to</w:t>
+      </w:r>
+    </w:p>
+    <w:p>
+      <w:pPr>
+        <w:spacing w:before="60" w:after="120"/>
+      </w:pPr>
+      <w:r>
+        <w:rPr>
+          <w:color w:val="000000"/>
+        </w:rPr>
+        <w:t>Câu 2: so that</w:t>
+      </w:r>
+    </w:p>
+    <w:p>
+      <w:pPr>
+        <w:spacing w:before="60" w:after="120"/>
+      </w:pPr>
+      <w:r>
+        <w:rPr>
+          <w:color w:val="000000"/>
+        </w:rPr>
+        <w:t>Câu 3: to / in order to / so as to</w:t>
+      </w:r>
+    </w:p>
+    <w:p>
+      <w:pPr>
+        <w:spacing w:before="60" w:after="120"/>
+      </w:pPr>
+      <w:r>
+        <w:rPr>
+          <w:color w:val="000000"/>
+        </w:rPr>
+        <w:t>Câu 4: so that</w:t>
+      </w:r>
+    </w:p>
+    <w:p>
+      <w:pPr>
+        <w:spacing w:before="60" w:after="120"/>
+      </w:pPr>
+      <w:r>
+        <w:rPr>
+          <w:color w:val="000000"/>
+        </w:rPr>
+        <w:t>Câu 5: so as not to / in order not to</w:t>
+      </w:r>
+    </w:p>
+    <w:p>
+      <w:pPr>
+        <w:spacing w:before="60" w:after="120"/>
+      </w:pPr>
+      <w:r>
+        <w:rPr>
+          <w:color w:val="000000"/>
+        </w:rPr>
+        <w:t>Câu 6: so that</w:t>
+      </w:r>
+    </w:p>
+    <w:p>
+      <w:pPr>
+        <w:spacing w:before="60" w:after="120"/>
+      </w:pPr>
+      <w:r>
+        <w:rPr>
+          <w:color w:val="000000"/>
+        </w:rPr>
+        <w:t>Câu 7: to / in order to</w:t>
+      </w:r>
+    </w:p>
+    <w:p>
+      <w:pPr>
+        <w:spacing w:before="60" w:after="120"/>
+      </w:pPr>
+      <w:r>
+        <w:rPr>
+          <w:color w:val="000000"/>
+        </w:rPr>
+        <w:t>Câu 8: so as not to / in order not to</w:t>
+      </w:r>
+    </w:p>
+    <w:p>
+      <w:pPr>
+        <w:spacing w:before="60" w:after="120"/>
+      </w:pPr>
+      <w:r>
+        <w:rPr>
+          <w:color w:val="000000"/>
+        </w:rPr>
+        <w:t>Câu 9: to / in order to</w:t>
+      </w:r>
+    </w:p>
+    <w:p>
+      <w:pPr>
+        <w:spacing w:before="60" w:after="120"/>
+      </w:pPr>
+      <w:r>
+        <w:rPr>
+          <w:color w:val="000000"/>
+        </w:rPr>
+        <w:t>Câu 10: so that</w:t>
+      </w:r>
+    </w:p>
+    <w:p>
+      <w:pPr>
+        <w:spacing w:before="240" w:after="60"/>
+        <w:keepNext/>
+      </w:pPr>
+      <w:r>
+        <w:rPr>
+          <w:color w:val="000000"/>
           <w:b/>
         </w:rPr>
-        <w:t xml:space="preserve">PHẦN 3: 1. because / since / as; 2. Because of / Due to; 3. so; 4. so; 5. such; 6. therefore / consequently; 7. because of / due to; 8. Because / Since / As; 9. Therefore / Consequently; 10. too</w:t>
-      </w:r>
-    </w:p>
-    <w:p>
-      <w:r>
-        <w:rPr>
+        <w:t>PHẦN 2</w:t>
+      </w:r>
+    </w:p>
+    <w:p>
+      <w:pPr>
+        <w:spacing w:before="60" w:after="120"/>
+      </w:pPr>
+      <w:r>
+        <w:rPr>
+          <w:color w:val="000000"/>
+        </w:rPr>
+        <w:t>Câu 1: when / as soon as</w:t>
+      </w:r>
+    </w:p>
+    <w:p>
+      <w:pPr>
+        <w:spacing w:before="60" w:after="120"/>
+      </w:pPr>
+      <w:r>
+        <w:rPr>
+          <w:color w:val="000000"/>
+        </w:rPr>
+        <w:t>Câu 2: until</w:t>
+      </w:r>
+    </w:p>
+    <w:p>
+      <w:pPr>
+        <w:spacing w:before="60" w:after="120"/>
+      </w:pPr>
+      <w:r>
+        <w:rPr>
+          <w:color w:val="000000"/>
+        </w:rPr>
+        <w:t>Câu 3: before</w:t>
+      </w:r>
+    </w:p>
+    <w:p>
+      <w:pPr>
+        <w:spacing w:before="60" w:after="120"/>
+      </w:pPr>
+      <w:r>
+        <w:rPr>
+          <w:color w:val="000000"/>
+        </w:rPr>
+        <w:t>Câu 4: After</w:t>
+      </w:r>
+    </w:p>
+    <w:p>
+      <w:pPr>
+        <w:spacing w:before="60" w:after="120"/>
+      </w:pPr>
+      <w:r>
+        <w:rPr>
+          <w:color w:val="000000"/>
+        </w:rPr>
+        <w:t>Câu 5: when</w:t>
+      </w:r>
+    </w:p>
+    <w:p>
+      <w:pPr>
+        <w:spacing w:before="60" w:after="120"/>
+      </w:pPr>
+      <w:r>
+        <w:rPr>
+          <w:color w:val="000000"/>
+        </w:rPr>
+        <w:t>Câu 6: while</w:t>
+      </w:r>
+    </w:p>
+    <w:p>
+      <w:pPr>
+        <w:spacing w:before="60" w:after="120"/>
+      </w:pPr>
+      <w:r>
+        <w:rPr>
+          <w:color w:val="000000"/>
+        </w:rPr>
+        <w:t>Câu 7: Before</w:t>
+      </w:r>
+    </w:p>
+    <w:p>
+      <w:pPr>
+        <w:spacing w:before="60" w:after="120"/>
+      </w:pPr>
+      <w:r>
+        <w:rPr>
+          <w:color w:val="000000"/>
+        </w:rPr>
+        <w:t>Câu 8: since</w:t>
+      </w:r>
+    </w:p>
+    <w:p>
+      <w:pPr>
+        <w:spacing w:before="60" w:after="120"/>
+      </w:pPr>
+      <w:r>
+        <w:rPr>
+          <w:color w:val="000000"/>
+        </w:rPr>
+        <w:t>Câu 9: when / once</w:t>
+      </w:r>
+    </w:p>
+    <w:p>
+      <w:pPr>
+        <w:spacing w:before="60" w:after="120"/>
+      </w:pPr>
+      <w:r>
+        <w:rPr>
+          <w:color w:val="000000"/>
+        </w:rPr>
+        <w:t>Câu 10: When</w:t>
+      </w:r>
+    </w:p>
+    <w:p>
+      <w:pPr>
+        <w:spacing w:before="240" w:after="60"/>
+        <w:keepNext/>
+      </w:pPr>
+      <w:r>
+        <w:rPr>
+          <w:color w:val="000000"/>
           <w:b/>
         </w:rPr>
-        <w:t xml:space="preserve">PHẦN 4: 1. However / Nevertheless; 2. In addition / Moreover / Furthermore; 3. Then / Next; 4. Therefore / Consequently; 5. Therefore; 6. For example; 7. However / Nevertheless; 8. Moreover / In addition; 9. Alternatively; 10. In conclusion / Finally</w:t>
-      </w:r>
-    </w:p>
-    <w:p>
-      <w:r>
-        <w:rPr>
+        <w:t>PHẦN 3</w:t>
+      </w:r>
+    </w:p>
+    <w:p>
+      <w:pPr>
+        <w:spacing w:before="60" w:after="120"/>
+      </w:pPr>
+      <w:r>
+        <w:rPr>
+          <w:color w:val="000000"/>
+        </w:rPr>
+        <w:t>Câu 1: because / since / as</w:t>
+      </w:r>
+    </w:p>
+    <w:p>
+      <w:pPr>
+        <w:spacing w:before="60" w:after="120"/>
+      </w:pPr>
+      <w:r>
+        <w:rPr>
+          <w:color w:val="000000"/>
+        </w:rPr>
+        <w:t>Câu 2: Because of / Due to</w:t>
+      </w:r>
+    </w:p>
+    <w:p>
+      <w:pPr>
+        <w:spacing w:before="60" w:after="120"/>
+      </w:pPr>
+      <w:r>
+        <w:rPr>
+          <w:color w:val="000000"/>
+        </w:rPr>
+        <w:t>Câu 3: so</w:t>
+      </w:r>
+    </w:p>
+    <w:p>
+      <w:pPr>
+        <w:spacing w:before="60" w:after="120"/>
+      </w:pPr>
+      <w:r>
+        <w:rPr>
+          <w:color w:val="000000"/>
+        </w:rPr>
+        <w:t>Câu 4: so</w:t>
+      </w:r>
+    </w:p>
+    <w:p>
+      <w:pPr>
+        <w:spacing w:before="60" w:after="120"/>
+      </w:pPr>
+      <w:r>
+        <w:rPr>
+          <w:color w:val="000000"/>
+        </w:rPr>
+        <w:t>Câu 5: such</w:t>
+      </w:r>
+    </w:p>
+    <w:p>
+      <w:pPr>
+        <w:spacing w:before="60" w:after="120"/>
+      </w:pPr>
+      <w:r>
+        <w:rPr>
+          <w:color w:val="000000"/>
+        </w:rPr>
+        <w:t>Câu 6: therefore / consequently</w:t>
+      </w:r>
+    </w:p>
+    <w:p>
+      <w:pPr>
+        <w:spacing w:before="60" w:after="120"/>
+      </w:pPr>
+      <w:r>
+        <w:rPr>
+          <w:color w:val="000000"/>
+        </w:rPr>
+        <w:t>Câu 7: because of / due to</w:t>
+      </w:r>
+    </w:p>
+    <w:p>
+      <w:pPr>
+        <w:spacing w:before="60" w:after="120"/>
+      </w:pPr>
+      <w:r>
+        <w:rPr>
+          <w:color w:val="000000"/>
+        </w:rPr>
+        <w:t>Câu 8: Because / Since / As</w:t>
+      </w:r>
+    </w:p>
+    <w:p>
+      <w:pPr>
+        <w:spacing w:before="60" w:after="120"/>
+      </w:pPr>
+      <w:r>
+        <w:rPr>
+          <w:color w:val="000000"/>
+        </w:rPr>
+        <w:t>Câu 9: Therefore / Consequently</w:t>
+      </w:r>
+    </w:p>
+    <w:p>
+      <w:pPr>
+        <w:spacing w:before="60" w:after="120"/>
+      </w:pPr>
+      <w:r>
+        <w:rPr>
+          <w:color w:val="000000"/>
+        </w:rPr>
+        <w:t>Câu 10: too</w:t>
+      </w:r>
+    </w:p>
+    <w:p>
+      <w:pPr>
+        <w:spacing w:before="240" w:after="60"/>
+        <w:keepNext/>
+      </w:pPr>
+      <w:r>
+        <w:rPr>
+          <w:color w:val="000000"/>
           <w:b/>
         </w:rPr>
-        <w:t xml:space="preserve">PHẦN 5: 1. but; 2. and; 3. or; 4. because; 5. Although / Though; 6. or; 7. but / yet; 8. when; 9. If; 10. nor</w:t>
-      </w:r>
-    </w:p>
-    <w:p>
-      <w:r>
-        <w:rPr>
+        <w:t>PHẦN 4</w:t>
+      </w:r>
+    </w:p>
+    <w:p>
+      <w:pPr>
+        <w:spacing w:before="60" w:after="120"/>
+      </w:pPr>
+      <w:r>
+        <w:rPr>
+          <w:color w:val="000000"/>
+        </w:rPr>
+        <w:t>Câu 1: However / Nevertheless</w:t>
+      </w:r>
+    </w:p>
+    <w:p>
+      <w:pPr>
+        <w:spacing w:before="60" w:after="120"/>
+      </w:pPr>
+      <w:r>
+        <w:rPr>
+          <w:color w:val="000000"/>
+        </w:rPr>
+        <w:t>Câu 2: In addition / Moreover / Furthermore</w:t>
+      </w:r>
+    </w:p>
+    <w:p>
+      <w:pPr>
+        <w:spacing w:before="60" w:after="120"/>
+      </w:pPr>
+      <w:r>
+        <w:rPr>
+          <w:color w:val="000000"/>
+        </w:rPr>
+        <w:t>Câu 3: Then / Next</w:t>
+      </w:r>
+    </w:p>
+    <w:p>
+      <w:pPr>
+        <w:spacing w:before="60" w:after="120"/>
+      </w:pPr>
+      <w:r>
+        <w:rPr>
+          <w:color w:val="000000"/>
+        </w:rPr>
+        <w:t>Câu 4: Therefore / Consequently</w:t>
+      </w:r>
+    </w:p>
+    <w:p>
+      <w:pPr>
+        <w:spacing w:before="60" w:after="120"/>
+      </w:pPr>
+      <w:r>
+        <w:rPr>
+          <w:color w:val="000000"/>
+        </w:rPr>
+        <w:t>Câu 5: Therefore</w:t>
+      </w:r>
+    </w:p>
+    <w:p>
+      <w:pPr>
+        <w:spacing w:before="60" w:after="120"/>
+      </w:pPr>
+      <w:r>
+        <w:rPr>
+          <w:color w:val="000000"/>
+        </w:rPr>
+        <w:t>Câu 6: For example</w:t>
+      </w:r>
+    </w:p>
+    <w:p>
+      <w:pPr>
+        <w:spacing w:before="60" w:after="120"/>
+      </w:pPr>
+      <w:r>
+        <w:rPr>
+          <w:color w:val="000000"/>
+        </w:rPr>
+        <w:t>Câu 7: However / Nevertheless</w:t>
+      </w:r>
+    </w:p>
+    <w:p>
+      <w:pPr>
+        <w:spacing w:before="60" w:after="120"/>
+      </w:pPr>
+      <w:r>
+        <w:rPr>
+          <w:color w:val="000000"/>
+        </w:rPr>
+        <w:t>Câu 8: Moreover / In addition</w:t>
+      </w:r>
+    </w:p>
+    <w:p>
+      <w:pPr>
+        <w:spacing w:before="60" w:after="120"/>
+      </w:pPr>
+      <w:r>
+        <w:rPr>
+          <w:color w:val="000000"/>
+        </w:rPr>
+        <w:t>Câu 9: Alternatively</w:t>
+      </w:r>
+    </w:p>
+    <w:p>
+      <w:pPr>
+        <w:spacing w:before="60" w:after="120"/>
+      </w:pPr>
+      <w:r>
+        <w:rPr>
+          <w:color w:val="000000"/>
+        </w:rPr>
+        <w:t>Câu 10: In conclusion / Finally</w:t>
+      </w:r>
+    </w:p>
+    <w:p>
+      <w:pPr>
+        <w:spacing w:before="240" w:after="60"/>
+        <w:keepNext/>
+      </w:pPr>
+      <w:r>
+        <w:rPr>
+          <w:color w:val="000000"/>
           <w:b/>
         </w:rPr>
-        <w:t xml:space="preserve">PHẦN 6: 1. I went to the shop to buy milk.; 2. She took notes so that she could remember everything.; 3. After you finish your homework, you can play.; 4. We canceled the trip because the weather was bad.; 5. We canceled the trip because of the bad weather.; 6. Although he was tired, he continued working.; 7. The bag was so heavy that I could not carry it.; 8. It was such a useful book that I read it twice.; 9. If you study hard, you will pass.; 10. Both Lan and Mai like tea.</w:t>
-      </w:r>
-    </w:p>
-    <w:p>
-      <w:r>
-        <w:rPr>
+        <w:t>PHẦN 5</w:t>
+      </w:r>
+    </w:p>
+    <w:p>
+      <w:pPr>
+        <w:spacing w:before="60" w:after="120"/>
+      </w:pPr>
+      <w:r>
+        <w:rPr>
+          <w:color w:val="000000"/>
+        </w:rPr>
+        <w:t>Câu 1: but</w:t>
+      </w:r>
+    </w:p>
+    <w:p>
+      <w:pPr>
+        <w:spacing w:before="60" w:after="120"/>
+      </w:pPr>
+      <w:r>
+        <w:rPr>
+          <w:color w:val="000000"/>
+        </w:rPr>
+        <w:t>Câu 2: and</w:t>
+      </w:r>
+    </w:p>
+    <w:p>
+      <w:pPr>
+        <w:spacing w:before="60" w:after="120"/>
+      </w:pPr>
+      <w:r>
+        <w:rPr>
+          <w:color w:val="000000"/>
+        </w:rPr>
+        <w:t>Câu 3: or</w:t>
+      </w:r>
+    </w:p>
+    <w:p>
+      <w:pPr>
+        <w:spacing w:before="60" w:after="120"/>
+      </w:pPr>
+      <w:r>
+        <w:rPr>
+          <w:color w:val="000000"/>
+        </w:rPr>
+        <w:t>Câu 4: because</w:t>
+      </w:r>
+    </w:p>
+    <w:p>
+      <w:pPr>
+        <w:spacing w:before="60" w:after="120"/>
+      </w:pPr>
+      <w:r>
+        <w:rPr>
+          <w:color w:val="000000"/>
+        </w:rPr>
+        <w:t>Câu 5: Although / Though</w:t>
+      </w:r>
+    </w:p>
+    <w:p>
+      <w:pPr>
+        <w:spacing w:before="60" w:after="120"/>
+      </w:pPr>
+      <w:r>
+        <w:rPr>
+          <w:color w:val="000000"/>
+        </w:rPr>
+        <w:t>Câu 6: or</w:t>
+      </w:r>
+    </w:p>
+    <w:p>
+      <w:pPr>
+        <w:spacing w:before="60" w:after="120"/>
+      </w:pPr>
+      <w:r>
+        <w:rPr>
+          <w:color w:val="000000"/>
+        </w:rPr>
+        <w:t>Câu 7: but / yet</w:t>
+      </w:r>
+    </w:p>
+    <w:p>
+      <w:pPr>
+        <w:spacing w:before="60" w:after="120"/>
+      </w:pPr>
+      <w:r>
+        <w:rPr>
+          <w:color w:val="000000"/>
+        </w:rPr>
+        <w:t>Câu 8: when</w:t>
+      </w:r>
+    </w:p>
+    <w:p>
+      <w:pPr>
+        <w:spacing w:before="60" w:after="120"/>
+      </w:pPr>
+      <w:r>
+        <w:rPr>
+          <w:color w:val="000000"/>
+        </w:rPr>
+        <w:t>Câu 9: If</w:t>
+      </w:r>
+    </w:p>
+    <w:p>
+      <w:pPr>
+        <w:spacing w:before="60" w:after="120"/>
+      </w:pPr>
+      <w:r>
+        <w:rPr>
+          <w:color w:val="000000"/>
+        </w:rPr>
+        <w:t>Câu 10: nor</w:t>
+      </w:r>
+    </w:p>
+    <w:p>
+      <w:pPr>
+        <w:spacing w:before="240" w:after="60"/>
+        <w:keepNext/>
+      </w:pPr>
+      <w:r>
+        <w:rPr>
+          <w:color w:val="000000"/>
           <w:b/>
         </w:rPr>
-        <w:t xml:space="preserve">PHẦN 7: 1. I went out to buy bread.; 2. She whispered so that everyone could sleep.; 3. I will call when I arrive.; 4. Before leaving, he locked the door.; 5. We stayed home because it rained.; 6. Because of the rain, the game stopped.; 7. It was such a difficult test that I failed.; 8. The box was too heavy for me to lift.; 9. Although he was tired, he continued.; 10. She likes both tea and coffee.</w:t>
-      </w:r>
-    </w:p>
-    <w:p>
-      <w:r>
-        <w:rPr>
+        <w:t>PHẦN 6</w:t>
+      </w:r>
+    </w:p>
+    <w:p>
+      <w:pPr>
+        <w:spacing w:before="60" w:after="120"/>
+      </w:pPr>
+      <w:r>
+        <w:rPr>
+          <w:color w:val="000000"/>
+        </w:rPr>
+        <w:t>Câu 1: I went to the shop to buy milk.</w:t>
+      </w:r>
+    </w:p>
+    <w:p>
+      <w:pPr>
+        <w:spacing w:before="60" w:after="120"/>
+      </w:pPr>
+      <w:r>
+        <w:rPr>
+          <w:color w:val="000000"/>
+        </w:rPr>
+        <w:t>Câu 2: She took notes so that she could remember everything.</w:t>
+      </w:r>
+    </w:p>
+    <w:p>
+      <w:pPr>
+        <w:spacing w:before="60" w:after="120"/>
+      </w:pPr>
+      <w:r>
+        <w:rPr>
+          <w:color w:val="000000"/>
+        </w:rPr>
+        <w:t>Câu 3: After you finish your homework, you can play.</w:t>
+      </w:r>
+    </w:p>
+    <w:p>
+      <w:pPr>
+        <w:spacing w:before="60" w:after="120"/>
+      </w:pPr>
+      <w:r>
+        <w:rPr>
+          <w:color w:val="000000"/>
+        </w:rPr>
+        <w:t>Câu 4: We canceled the trip because the weather was bad.</w:t>
+      </w:r>
+    </w:p>
+    <w:p>
+      <w:pPr>
+        <w:spacing w:before="60" w:after="120"/>
+      </w:pPr>
+      <w:r>
+        <w:rPr>
+          <w:color w:val="000000"/>
+        </w:rPr>
+        <w:t>Câu 5: We canceled the trip because of the bad weather.</w:t>
+      </w:r>
+    </w:p>
+    <w:p>
+      <w:pPr>
+        <w:spacing w:before="60" w:after="120"/>
+      </w:pPr>
+      <w:r>
+        <w:rPr>
+          <w:color w:val="000000"/>
+        </w:rPr>
+        <w:t>Câu 6: Although he was tired, he continued working.</w:t>
+      </w:r>
+    </w:p>
+    <w:p>
+      <w:pPr>
+        <w:spacing w:before="60" w:after="120"/>
+      </w:pPr>
+      <w:r>
+        <w:rPr>
+          <w:color w:val="000000"/>
+        </w:rPr>
+        <w:t>Câu 7: The bag was so heavy that I could not carry it.</w:t>
+      </w:r>
+    </w:p>
+    <w:p>
+      <w:pPr>
+        <w:spacing w:before="60" w:after="120"/>
+      </w:pPr>
+      <w:r>
+        <w:rPr>
+          <w:color w:val="000000"/>
+        </w:rPr>
+        <w:t>Câu 8: It was such a useful book that I read it twice.</w:t>
+      </w:r>
+    </w:p>
+    <w:p>
+      <w:pPr>
+        <w:spacing w:before="60" w:after="120"/>
+      </w:pPr>
+      <w:r>
+        <w:rPr>
+          <w:color w:val="000000"/>
+        </w:rPr>
+        <w:t>Câu 9: If you study hard, you will pass.</w:t>
+      </w:r>
+    </w:p>
+    <w:p>
+      <w:pPr>
+        <w:spacing w:before="60" w:after="120"/>
+      </w:pPr>
+      <w:r>
+        <w:rPr>
+          <w:color w:val="000000"/>
+        </w:rPr>
+        <w:t>Câu 10: Both Lan and Mai like tea.</w:t>
+      </w:r>
+    </w:p>
+    <w:p>
+      <w:pPr>
+        <w:spacing w:before="240" w:after="60"/>
+        <w:keepNext/>
+      </w:pPr>
+      <w:r>
+        <w:rPr>
+          <w:color w:val="000000"/>
           <w:b/>
         </w:rPr>
-        <w:t xml:space="preserve">PHẦN 8: 1 I study hard to pass the exam. 2 Wait here until I return. 3 We stayed home because it was raining. 4 Because of the heavy rain, the match was canceled. 5 The task was difficult; however, I completed it. 6 Lan likes both tea and coffee. 7 Although he was tired, he continued working. 8 I will call you as soon as I arrive. 9 The box was so heavy that I could not lift it. 10 We left early so as not to miss the train.</w:t>
-      </w:r>
-    </w:p>
-    <w:p>
-      <w:r>
-        <w:rPr>
+        <w:t>PHẦN 7</w:t>
+      </w:r>
+    </w:p>
+    <w:p>
+      <w:pPr>
+        <w:spacing w:before="60" w:after="120"/>
+      </w:pPr>
+      <w:r>
+        <w:rPr>
+          <w:color w:val="000000"/>
+        </w:rPr>
+        <w:t>Câu 1: I went out to buy bread.</w:t>
+      </w:r>
+    </w:p>
+    <w:p>
+      <w:pPr>
+        <w:spacing w:before="60" w:after="120"/>
+      </w:pPr>
+      <w:r>
+        <w:rPr>
+          <w:color w:val="000000"/>
+        </w:rPr>
+        <w:t>Câu 2: She whispered so that everyone could sleep.</w:t>
+      </w:r>
+    </w:p>
+    <w:p>
+      <w:pPr>
+        <w:spacing w:before="60" w:after="120"/>
+      </w:pPr>
+      <w:r>
+        <w:rPr>
+          <w:color w:val="000000"/>
+        </w:rPr>
+        <w:t>Câu 3: I will call when I arrive.</w:t>
+      </w:r>
+    </w:p>
+    <w:p>
+      <w:pPr>
+        <w:spacing w:before="60" w:after="120"/>
+      </w:pPr>
+      <w:r>
+        <w:rPr>
+          <w:color w:val="000000"/>
+        </w:rPr>
+        <w:t>Câu 4: Before leaving, he locked the door.</w:t>
+      </w:r>
+    </w:p>
+    <w:p>
+      <w:pPr>
+        <w:spacing w:before="60" w:after="120"/>
+      </w:pPr>
+      <w:r>
+        <w:rPr>
+          <w:color w:val="000000"/>
+        </w:rPr>
+        <w:t>Câu 5: We stayed home because it rained.</w:t>
+      </w:r>
+    </w:p>
+    <w:p>
+      <w:pPr>
+        <w:spacing w:before="60" w:after="120"/>
+      </w:pPr>
+      <w:r>
+        <w:rPr>
+          <w:color w:val="000000"/>
+        </w:rPr>
+        <w:t>Câu 6: Because of the rain, the game stopped.</w:t>
+      </w:r>
+    </w:p>
+    <w:p>
+      <w:pPr>
+        <w:spacing w:before="60" w:after="120"/>
+      </w:pPr>
+      <w:r>
+        <w:rPr>
+          <w:color w:val="000000"/>
+        </w:rPr>
+        <w:t>Câu 7: It was such a difficult test that I failed.</w:t>
+      </w:r>
+    </w:p>
+    <w:p>
+      <w:pPr>
+        <w:spacing w:before="60" w:after="120"/>
+      </w:pPr>
+      <w:r>
+        <w:rPr>
+          <w:color w:val="000000"/>
+        </w:rPr>
+        <w:t>Câu 8: The box was too heavy for me to lift.</w:t>
+      </w:r>
+    </w:p>
+    <w:p>
+      <w:pPr>
+        <w:spacing w:before="60" w:after="120"/>
+      </w:pPr>
+      <w:r>
+        <w:rPr>
+          <w:color w:val="000000"/>
+        </w:rPr>
+        <w:t>Câu 9: Although he was tired, he continued.</w:t>
+      </w:r>
+    </w:p>
+    <w:p>
+      <w:pPr>
+        <w:spacing w:before="60" w:after="120"/>
+      </w:pPr>
+      <w:r>
+        <w:rPr>
+          <w:color w:val="000000"/>
+        </w:rPr>
+        <w:t>Câu 10: She likes both tea and coffee.</w:t>
+      </w:r>
+    </w:p>
+    <w:p>
+      <w:pPr>
+        <w:spacing w:before="240" w:after="60"/>
+        <w:keepNext/>
+      </w:pPr>
+      <w:r>
+        <w:rPr>
+          <w:color w:val="000000"/>
           <w:b/>
         </w:rPr>
-        <w:t xml:space="preserve">PHẦN 9: 1. To raise money. 2. To arrange tables before visitors came. 3. Others prepared signs. 4. No. 5. The event succeeded.</w:t>
-      </w:r>
-    </w:p>
-    <w:p>
-      <w:r>
-        <w:rPr>
+        <w:t>PHẦN 8</w:t>
+      </w:r>
+    </w:p>
+    <w:p>
+      <w:pPr>
+        <w:spacing w:before="60" w:after="120"/>
+      </w:pPr>
+      <w:r>
+        <w:rPr>
+          <w:color w:val="000000"/>
+        </w:rPr>
+        <w:t>Câu 1: I study hard to pass the exam.</w:t>
+      </w:r>
+    </w:p>
+    <w:p>
+      <w:pPr>
+        <w:spacing w:before="60" w:after="120"/>
+      </w:pPr>
+      <w:r>
+        <w:rPr>
+          <w:color w:val="000000"/>
+        </w:rPr>
+        <w:t>Câu 2: Wait here until I return.</w:t>
+      </w:r>
+    </w:p>
+    <w:p>
+      <w:pPr>
+        <w:spacing w:before="60" w:after="120"/>
+      </w:pPr>
+      <w:r>
+        <w:rPr>
+          <w:color w:val="000000"/>
+        </w:rPr>
+        <w:t>Câu 3: We stayed home because it was raining.</w:t>
+      </w:r>
+    </w:p>
+    <w:p>
+      <w:pPr>
+        <w:spacing w:before="60" w:after="120"/>
+      </w:pPr>
+      <w:r>
+        <w:rPr>
+          <w:color w:val="000000"/>
+        </w:rPr>
+        <w:t>Câu 4: Because of the heavy rain, the match was canceled.</w:t>
+      </w:r>
+    </w:p>
+    <w:p>
+      <w:pPr>
+        <w:spacing w:before="60" w:after="120"/>
+      </w:pPr>
+      <w:r>
+        <w:rPr>
+          <w:color w:val="000000"/>
+        </w:rPr>
+        <w:t>Câu 5: The task was difficult; however, I completed it.</w:t>
+      </w:r>
+    </w:p>
+    <w:p>
+      <w:pPr>
+        <w:spacing w:before="60" w:after="120"/>
+      </w:pPr>
+      <w:r>
+        <w:rPr>
+          <w:color w:val="000000"/>
+        </w:rPr>
+        <w:t>Câu 6: Lan likes both tea and coffee.</w:t>
+      </w:r>
+    </w:p>
+    <w:p>
+      <w:pPr>
+        <w:spacing w:before="60" w:after="120"/>
+      </w:pPr>
+      <w:r>
+        <w:rPr>
+          <w:color w:val="000000"/>
+        </w:rPr>
+        <w:t>Câu 7: Although he was tired, he continued working.</w:t>
+      </w:r>
+    </w:p>
+    <w:p>
+      <w:pPr>
+        <w:spacing w:before="60" w:after="120"/>
+      </w:pPr>
+      <w:r>
+        <w:rPr>
+          <w:color w:val="000000"/>
+        </w:rPr>
+        <w:t>Câu 8: I will call you as soon as I arrive.</w:t>
+      </w:r>
+    </w:p>
+    <w:p>
+      <w:pPr>
+        <w:spacing w:before="60" w:after="120"/>
+      </w:pPr>
+      <w:r>
+        <w:rPr>
+          <w:color w:val="000000"/>
+        </w:rPr>
+        <w:t>Câu 9: The box was so heavy that I could not lift it.</w:t>
+      </w:r>
+    </w:p>
+    <w:p>
+      <w:pPr>
+        <w:spacing w:before="60" w:after="120"/>
+      </w:pPr>
+      <w:r>
+        <w:rPr>
+          <w:color w:val="000000"/>
+        </w:rPr>
+        <w:t>Câu 10: We left early so as not to miss the train.</w:t>
+      </w:r>
+    </w:p>
+    <w:p>
+      <w:pPr>
+        <w:spacing w:before="240" w:after="60"/>
+        <w:keepNext/>
+      </w:pPr>
+      <w:r>
+        <w:rPr>
+          <w:color w:val="000000"/>
           <w:b/>
         </w:rPr>
-        <w:t xml:space="preserve">BÀI VIẾT MẪU (99 từ): Our class organized a book fair to raise money for the school library. We arrived early so that we could arrange the tables before visitors came. While some students displayed books, others prepared signs and drinks. Although the weather was rainy, many families attended. Moreover, several teachers donated old novels. Because of everyone's support, we collected enough money to buy new dictionaries. After the fair ended, we cleaned the hall and counted the money. We were tired but happy because the event had succeeded. In conclusion, careful planning and teamwork made our small activity useful for the whole school.</w:t>
+        <w:t>PHẦN 9</w:t>
+      </w:r>
+    </w:p>
+    <w:p>
+      <w:pPr>
+        <w:spacing w:before="60" w:after="120"/>
+      </w:pPr>
+      <w:r>
+        <w:rPr>
+          <w:color w:val="000000"/>
+        </w:rPr>
+        <w:t>Câu 1: To raise money.</w:t>
+      </w:r>
+    </w:p>
+    <w:p>
+      <w:pPr>
+        <w:spacing w:before="60" w:after="120"/>
+      </w:pPr>
+      <w:r>
+        <w:rPr>
+          <w:color w:val="000000"/>
+        </w:rPr>
+        <w:t>Câu 2: To arrange tables before visitors came.</w:t>
+      </w:r>
+    </w:p>
+    <w:p>
+      <w:pPr>
+        <w:spacing w:before="60" w:after="120"/>
+      </w:pPr>
+      <w:r>
+        <w:rPr>
+          <w:color w:val="000000"/>
+        </w:rPr>
+        <w:t>Câu 3: Others prepared signs.</w:t>
+      </w:r>
+    </w:p>
+    <w:p>
+      <w:pPr>
+        <w:spacing w:before="60" w:after="120"/>
+      </w:pPr>
+      <w:r>
+        <w:rPr>
+          <w:color w:val="000000"/>
+        </w:rPr>
+        <w:t>Câu 4: No.</w:t>
+      </w:r>
+    </w:p>
+    <w:p>
+      <w:pPr>
+        <w:spacing w:before="60" w:after="120"/>
+      </w:pPr>
+      <w:r>
+        <w:rPr>
+          <w:color w:val="000000"/>
+        </w:rPr>
+        <w:t>Câu 5: The event succeeded.</w:t>
+      </w:r>
+    </w:p>
+    <w:p>
+      <w:pPr>
+        <w:spacing w:before="240" w:after="60"/>
+        <w:keepNext/>
+      </w:pPr>
+      <w:r>
+        <w:rPr>
+          <w:color w:val="000000"/>
+          <w:b/>
+        </w:rPr>
+        <w:t>PHẦN 10</w:t>
+      </w:r>
+    </w:p>
+    <w:p>
+      <w:pPr>
+        <w:spacing w:before="240" w:after="60"/>
+        <w:keepNext/>
+      </w:pPr>
+      <w:r>
+        <w:rPr>
+          <w:color w:val="000000"/>
+          <w:b/>
+        </w:rPr>
+        <w:t>Câu trả lời tham khảo</w:t>
+      </w:r>
+    </w:p>
+    <w:p>
+      <w:pPr>
+        <w:spacing w:before="0" w:after="160"/>
+      </w:pPr>
+      <w:r>
+        <w:rPr>
+          <w:color w:val="000000"/>
+        </w:rPr>
+        <w:t>BÀI VIẾT MẪU (99 từ): Our class organized a book fair to raise money for the school library. We arrived early so that we could arrange the tables before visitors came. While some students displayed books, others prepared signs and drinks. Although the weather was rainy, many families attended. Moreover, several teachers donated old novels. Because of everyone's support, we collected enough money to buy new dictionaries. After the fair ended, we cleaned the hall and counted the money. We were tired but happy because the event had succeeded. In conclusion, careful planning and teamwork made our small activity useful for the whole school.</w:t>
       </w:r>
     </w:p>
     <w:sectPr>
